--- a/resumes/Resume_Data_Governance_Analyst_KnowBe4__MNC_.docx
+++ b/resumes/Resume_Data_Governance_Analyst_KnowBe4__MNC_.docx
@@ -4,7 +4,7 @@
   <w:body>
     <w:p>
       <w:pPr>
-        <w:spacing w:after="44"/>
+        <w:spacing w:after="0" w:before="20"/>
         <w:jc w:val="center"/>
       </w:pPr>
       <w:r>
@@ -21,6 +21,7 @@
     </w:p>
     <w:p>
       <w:pPr>
+        <w:spacing w:before="20" w:after="0"/>
         <w:jc w:val="center"/>
       </w:pPr>
       <w:r>
@@ -116,7 +117,7 @@
         <w:pBdr>
           <w:bottom w:val="single" w:sz="6" w:space="1" w:color="000000"/>
         </w:pBdr>
-        <w:spacing w:before="360" w:after="52"/>
+        <w:spacing w:before="116" w:after="0"/>
       </w:pPr>
       <w:r>
         <w:rPr>
@@ -135,7 +136,7 @@
         <w:tabs>
           <w:tab w:val="right" w:pos="10800"/>
         </w:tabs>
-        <w:spacing w:before="62"/>
+        <w:spacing w:before="20" w:after="0"/>
       </w:pPr>
       <w:r>
         <w:rPr>
@@ -168,7 +169,7 @@
     </w:p>
     <w:p>
       <w:pPr>
-        <w:spacing w:before="8"/>
+        <w:spacing w:before="8" w:after="0"/>
       </w:pPr>
       <w:r>
         <w:rPr>
@@ -187,7 +188,7 @@
         <w:tabs>
           <w:tab w:val="right" w:pos="10800"/>
         </w:tabs>
-        <w:spacing w:before="62"/>
+        <w:spacing w:before="20" w:after="0"/>
       </w:pPr>
       <w:r>
         <w:rPr>
@@ -220,7 +221,7 @@
     </w:p>
     <w:p>
       <w:pPr>
-        <w:spacing w:before="8"/>
+        <w:spacing w:before="8" w:after="0"/>
       </w:pPr>
       <w:r>
         <w:rPr>
@@ -239,7 +240,7 @@
         <w:tabs>
           <w:tab w:val="right" w:pos="10800"/>
         </w:tabs>
-        <w:spacing w:before="62"/>
+        <w:spacing w:before="20" w:after="0"/>
       </w:pPr>
       <w:r>
         <w:rPr>
@@ -272,7 +273,7 @@
     </w:p>
     <w:p>
       <w:pPr>
-        <w:spacing w:before="8"/>
+        <w:spacing w:before="8" w:after="0"/>
       </w:pPr>
       <w:r>
         <w:rPr>
@@ -288,7 +289,7 @@
     </w:p>
     <w:p>
       <w:pPr>
-        <w:spacing w:before="8"/>
+        <w:spacing w:before="20" w:after="20"/>
       </w:pPr>
     </w:p>
     <w:p>
@@ -296,7 +297,7 @@
         <w:pBdr>
           <w:bottom w:val="single" w:sz="6" w:space="1" w:color="000000"/>
         </w:pBdr>
-        <w:spacing w:before="155" w:after="52"/>
+        <w:spacing w:before="116" w:after="0"/>
       </w:pPr>
       <w:r>
         <w:rPr>
@@ -315,7 +316,7 @@
         <w:tabs>
           <w:tab w:val="right" w:pos="10800"/>
         </w:tabs>
-        <w:spacing w:before="62"/>
+        <w:spacing w:before="20" w:after="0"/>
       </w:pPr>
       <w:r>
         <w:rPr>
@@ -359,7 +360,7 @@
         <w:tabs>
           <w:tab w:val="right" w:pos="10800"/>
         </w:tabs>
-        <w:spacing w:before="8"/>
+        <w:spacing w:before="8" w:after="0"/>
       </w:pPr>
       <w:r>
         <w:rPr>
@@ -403,34 +404,16 @@
           <w:ilvl w:val="0"/>
           <w:numId w:val="2"/>
         </w:numPr>
-        <w:spacing w:before="13" w:after="13"/>
-      </w:pPr>
-      <w:r>
-        <w:rPr>
-          <w:rFonts w:ascii="Source Sans Pro" w:eastAsia="Source Sans Pro" w:hAnsi="Source Sans Pro" w:cs="Source Sans Pro"/>
-          <w:color w:val="000000"/>
-          <w:sz w:val="19"/>
-          <w:szCs w:val="19"/>
-        </w:rPr>
-        <w:t>Triaged 50+ weekly inventory reimbursement cases by severity &amp; policy eligibility, mirroring SOC Tier 1 analyst workflow.</w:t>
-      </w:r>
-      <w:proofErr w:type="spellStart"/>
-      <w:r>
-        <w:rPr>
-          <w:rFonts w:ascii="Source Sans Pro" w:eastAsia="Source Sans Pro" w:hAnsi="Source Sans Pro" w:cs="Source Sans Pro"/>
-          <w:color w:val="000000"/>
-          <w:sz w:val="19"/>
-          <w:szCs w:val="19"/>
-        </w:rPr>
-      </w:r>
-      <w:proofErr w:type="spellEnd"/>
-      <w:r>
-        <w:rPr>
-          <w:rFonts w:ascii="Source Sans Pro" w:eastAsia="Source Sans Pro" w:hAnsi="Source Sans Pro" w:cs="Source Sans Pro"/>
-          <w:color w:val="000000"/>
-          <w:sz w:val="19"/>
-          <w:szCs w:val="19"/>
-        </w:rPr>
+        <w:spacing w:before="13" w:after="33"/>
+      </w:pPr>
+      <w:r>
+        <w:rPr>
+          <w:rFonts w:ascii="Source Sans Pro" w:eastAsia="Source Sans Pro" w:hAnsi="Source Sans Pro" w:cs="Source Sans Pro"/>
+          <w:color w:val="000000"/>
+          <w:sz w:val="19"/>
+          <w:szCs w:val="19"/>
+        </w:rPr>
+        <w:t>Developed data governance framework by triaging 50+ weekly inventory reimbursement cases by severity and policy eligibility, ensuring data quality and compliance.</w:t>
       </w:r>
     </w:p>
     <w:p>
@@ -440,16 +423,16 @@
           <w:ilvl w:val="0"/>
           <w:numId w:val="2"/>
         </w:numPr>
-        <w:spacing w:before="13" w:after="13"/>
-      </w:pPr>
-      <w:r>
-        <w:rPr>
-          <w:rFonts w:ascii="Source Sans Pro" w:eastAsia="Source Sans Pro" w:hAnsi="Source Sans Pro" w:cs="Source Sans Pro"/>
-          <w:color w:val="000000"/>
-          <w:sz w:val="19"/>
-          <w:szCs w:val="19"/>
-        </w:rPr>
-        <w:t>Performed root cause analysis on seller claims to identify policy violations &amp; anomalous patterns; escalated findings to senior reviewers.</w:t>
+        <w:spacing w:before="13" w:after="33"/>
+      </w:pPr>
+      <w:r>
+        <w:rPr>
+          <w:rFonts w:ascii="Source Sans Pro" w:eastAsia="Source Sans Pro" w:hAnsi="Source Sans Pro" w:cs="Source Sans Pro"/>
+          <w:color w:val="000000"/>
+          <w:sz w:val="19"/>
+          <w:szCs w:val="19"/>
+        </w:rPr>
+        <w:t>Conducted root cause analysis on seller claims to identify policy violations and anomalous patterns, demonstrating investigative instincts central to data security and compliance.</w:t>
       </w:r>
     </w:p>
     <w:p>
@@ -459,91 +442,16 @@
           <w:ilvl w:val="0"/>
           <w:numId w:val="2"/>
         </w:numPr>
-        <w:spacing w:before="13" w:after="13"/>
-      </w:pPr>
-      <w:r>
-        <w:rPr>
-          <w:rFonts w:ascii="Source Sans Pro" w:eastAsia="Source Sans Pro" w:hAnsi="Source Sans Pro" w:cs="Source Sans Pro"/>
-          <w:color w:val="000000"/>
-          <w:sz w:val="19"/>
-          <w:szCs w:val="19"/>
-        </w:rPr>
-        <w:t>Maintained audit-ready case documentation recording investigation findings, decisions, &amp; corrective actions for security incident reporting.</w:t>
-      </w:r>
-    </w:p>
-    <w:p>
-      <w:pPr>
-        <w:pBdr>
-          <w:bottom w:val="single" w:sz="6" w:space="1" w:color="000000"/>
-        </w:pBdr>
-        <w:spacing w:before="155" w:after="52"/>
-        <w:rPr>
-          <w:rFonts w:ascii="Source Sans Pro" w:eastAsia="Source Sans Pro" w:hAnsi="Source Sans Pro" w:cs="Source Sans Pro"/>
-          <w:b/>
-          <w:bCs/>
-          <w:color w:val="000000"/>
-          <w:sz w:val="22"/>
-          <w:szCs w:val="22"/>
-        </w:rPr>
-      </w:pPr>
-    </w:p>
-    <w:p>
-      <w:pPr>
-        <w:pBdr>
-          <w:bottom w:val="single" w:sz="6" w:space="1" w:color="000000"/>
-        </w:pBdr>
-        <w:spacing w:before="155" w:after="52"/>
-      </w:pPr>
-      <w:r>
-        <w:rPr>
-          <w:rFonts w:ascii="Source Sans Pro" w:eastAsia="Source Sans Pro" w:hAnsi="Source Sans Pro" w:cs="Source Sans Pro"/>
-          <w:b/>
-          <w:bCs/>
-          <w:color w:val="000000"/>
-          <w:sz w:val="22"/>
-          <w:szCs w:val="22"/>
-        </w:rPr>
-        <w:t>Projects</w:t>
-      </w:r>
-    </w:p>
-    <w:p>
-      <w:pPr>
-        <w:tabs>
-          <w:tab w:val="right" w:pos="10800"/>
-        </w:tabs>
-        <w:spacing w:before="62"/>
-      </w:pPr>
-      <w:proofErr w:type="spellStart"/>
-      <w:proofErr w:type="spellEnd"/>
-      <w:hyperlink r:id="rId13">
-        <w:r>
-          <w:rPr>
-            <w:rFonts w:ascii="Source Sans Pro" w:eastAsia="Source Sans Pro" w:hAnsi="Source Sans Pro" w:cs="Source Sans Pro"/>
-            <w:b/>
-            <w:sz w:val="19"/>
-            <w:szCs w:val="19"/>
-            <w:color w:val="000000"/>
-            <w:u w:val="single"/>
-          </w:rPr>
-          <w:t>Phishing &amp; OSINT Threat Intelligence Tool</w:t>
-        </w:r>
-      </w:hyperlink>
-      <w:r>
-        <w:rPr>
-          <w:rFonts w:ascii="Source Sans Pro" w:eastAsia="Source Sans Pro" w:hAnsi="Source Sans Pro" w:cs="Source Sans Pro"/>
-          <w:sz w:val="19"/>
-          <w:szCs w:val="19"/>
-        </w:rPr>
-        <w:t xml:space="preserve">  |  	</w:t>
-      </w:r>
-      <w:r>
-        <w:rPr>
-          <w:rFonts w:ascii="Source Sans Pro" w:eastAsia="Source Sans Pro" w:hAnsi="Source Sans Pro" w:cs="Source Sans Pro"/>
-          <w:i/>
-          <w:sz w:val="19"/>
-          <w:szCs w:val="19"/>
-        </w:rPr>
-        <w:t>Python, VirusTotal API, AbuseIPDB, WHOIS, Telegram bot</w:t>
+        <w:spacing w:before="13" w:after="33"/>
+      </w:pPr>
+      <w:r>
+        <w:rPr>
+          <w:rFonts w:ascii="Source Sans Pro" w:eastAsia="Source Sans Pro" w:hAnsi="Source Sans Pro" w:cs="Source Sans Pro"/>
+          <w:color w:val="000000"/>
+          <w:sz w:val="19"/>
+          <w:szCs w:val="19"/>
+        </w:rPr>
+        <w:t>Maintained audit-ready case documentation, recording investigation findings, decisions, and corrective actions, ensuring evidence chain-of-custody discipline.</w:t>
       </w:r>
     </w:p>
     <w:p>
@@ -553,16 +461,113 @@
           <w:ilvl w:val="0"/>
           <w:numId w:val="2"/>
         </w:numPr>
-        <w:spacing w:before="13" w:after="13"/>
-      </w:pPr>
-      <w:r>
-        <w:rPr>
-          <w:rFonts w:ascii="Source Sans Pro" w:eastAsia="Source Sans Pro" w:hAnsi="Source Sans Pro" w:cs="Source Sans Pro"/>
-          <w:color w:val="000000"/>
-          <w:sz w:val="19"/>
-          <w:szCs w:val="19"/>
-        </w:rPr>
-        <w:t>Built multi-API threat intelligence pipeline using VirusTotal, AbuseIPDB, &amp; WHOIS to produce phishing probability score.</w:t>
+        <w:spacing w:before="13" w:after="33"/>
+      </w:pPr>
+      <w:r>
+        <w:rPr>
+          <w:rFonts w:ascii="Source Sans Pro" w:eastAsia="Source Sans Pro" w:hAnsi="Source Sans Pro" w:cs="Source Sans Pro"/>
+          <w:color w:val="000000"/>
+          <w:sz w:val="19"/>
+          <w:szCs w:val="19"/>
+        </w:rPr>
+        <w:t>[[AMZ_B</w:t>
+      </w:r>
+      <w:r>
+        <w:rPr>
+          <w:rFonts w:ascii="Source Sans Pro" w:eastAsia="Source Sans Pro" w:hAnsi="Source Sans Pro" w:cs="Source Sans Pro"/>
+          <w:color w:val="000000"/>
+          <w:sz w:val="19"/>
+          <w:szCs w:val="19"/>
+        </w:rPr>
+        <w:t>4</w:t>
+      </w:r>
+      <w:r>
+        <w:rPr>
+          <w:rFonts w:ascii="Source Sans Pro" w:eastAsia="Source Sans Pro" w:hAnsi="Source Sans Pro" w:cs="Source Sans Pro"/>
+          <w:color w:val="000000"/>
+          <w:sz w:val="19"/>
+          <w:szCs w:val="19"/>
+        </w:rPr>
+        <w:t>]]</w:t>
+      </w:r>
+    </w:p>
+    <w:p>
+      <w:pPr>
+        <w:pStyle w:val="ListParagraph"/>
+        <w:spacing w:before="20" w:after="20"/>
+        <w:ind w:left="450"/>
+      </w:pPr>
+    </w:p>
+    <w:p>
+      <w:pPr>
+        <w:pStyle w:val="ListParagraph"/>
+        <w:spacing w:before="20" w:after="20"/>
+        <w:ind w:left="450"/>
+      </w:pPr>
+    </w:p>
+    <w:p>
+      <w:pPr>
+        <w:pBdr>
+          <w:bottom w:val="single" w:sz="6" w:space="1" w:color="000000"/>
+        </w:pBdr>
+        <w:spacing w:before="116" w:after="0"/>
+      </w:pPr>
+      <w:r>
+        <w:rPr>
+          <w:rFonts w:ascii="Source Sans Pro" w:eastAsia="Source Sans Pro" w:hAnsi="Source Sans Pro" w:cs="Source Sans Pro"/>
+          <w:b/>
+          <w:bCs/>
+          <w:color w:val="000000"/>
+          <w:sz w:val="22"/>
+          <w:szCs w:val="22"/>
+        </w:rPr>
+        <w:t>Projects</w:t>
+      </w:r>
+    </w:p>
+    <w:p>
+      <w:pPr>
+        <w:tabs>
+          <w:tab w:val="right" w:pos="10800"/>
+        </w:tabs>
+        <w:spacing w:before="20" w:after="0"/>
+      </w:pPr>
+      <w:hyperlink r:id="rId8">
+        <w:r>
+          <w:rPr>
+            <w:rFonts w:ascii="Source Sans Pro" w:eastAsia="Source Sans Pro" w:hAnsi="Source Sans Pro" w:cs="Source Sans Pro"/>
+            <w:b/>
+            <w:color w:val="000000"/>
+            <w:sz w:val="19"/>
+            <w:szCs w:val="19"/>
+            <w:u w:val="single"/>
+          </w:rPr>
+          <w:t>Phishing and OSINT Threat Intelligence Tool</w:t>
+        </w:r>
+      </w:hyperlink>
+      <w:r>
+        <w:rPr>
+          <w:rFonts w:ascii="Source Sans Pro" w:eastAsia="Source Sans Pro" w:hAnsi="Source Sans Pro" w:cs="Source Sans Pro"/>
+          <w:sz w:val="19"/>
+          <w:szCs w:val="19"/>
+        </w:rPr>
+        <w:t xml:space="preserve">  |  </w:t>
+      </w:r>
+      <w:r>
+        <w:rPr>
+          <w:rFonts w:ascii="Source Sans Pro" w:eastAsia="Source Sans Pro" w:hAnsi="Source Sans Pro" w:cs="Source Sans Pro"/>
+          <w:sz w:val="19"/>
+          <w:szCs w:val="19"/>
+        </w:rPr>
+        <w:tab/>
+      </w:r>
+      <w:r>
+        <w:rPr>
+          <w:rFonts w:ascii="Source Sans Pro" w:eastAsia="Source Sans Pro" w:hAnsi="Source Sans Pro" w:cs="Source Sans Pro"/>
+          <w:i/>
+          <w:sz w:val="19"/>
+          <w:szCs w:val="19"/>
+        </w:rPr>
+        <w:t>Python, VirusTotal API, AbuseIPDB, WHOIS, Telegram bot</w:t>
       </w:r>
     </w:p>
     <w:p>
@@ -572,16 +577,16 @@
           <w:ilvl w:val="0"/>
           <w:numId w:val="2"/>
         </w:numPr>
-        <w:spacing w:before="13" w:after="13"/>
-      </w:pPr>
-      <w:r>
-        <w:rPr>
-          <w:rFonts w:ascii="Source Sans Pro" w:eastAsia="Source Sans Pro" w:hAnsi="Source Sans Pro" w:cs="Source Sans Pro"/>
-          <w:color w:val="000000"/>
-          <w:sz w:val="19"/>
-          <w:szCs w:val="19"/>
-        </w:rPr>
-        <w:t>Implemented typosquatting domain detector generating character-substitution variants of brand domains &amp; checking live DNS resolution.</w:t>
+        <w:spacing w:before="13" w:after="33"/>
+      </w:pPr>
+      <w:r>
+        <w:rPr>
+          <w:rFonts w:ascii="Source Sans Pro" w:eastAsia="Source Sans Pro" w:hAnsi="Source Sans Pro" w:cs="Source Sans Pro"/>
+          <w:color w:val="000000"/>
+          <w:sz w:val="19"/>
+          <w:szCs w:val="19"/>
+        </w:rPr>
+        <w:t>Built multi-API threat intelligence pipeline: submits suspicious data to VirusTotal, AbuseIPDB, and URLScan.io; cross-references WHOIS, DNS, and SSL details for unified phishing probability score.</w:t>
       </w:r>
     </w:p>
     <w:p>
@@ -591,95 +596,16 @@
           <w:ilvl w:val="0"/>
           <w:numId w:val="2"/>
         </w:numPr>
-        <w:spacing w:before="13" w:after="13"/>
-      </w:pPr>
-      <w:r>
-        <w:rPr>
-          <w:rFonts w:ascii="Source Sans Pro" w:eastAsia="Source Sans Pro" w:hAnsi="Source Sans Pro" w:cs="Source Sans Pro"/>
-          <w:color w:val="000000"/>
-          <w:sz w:val="19"/>
-          <w:szCs w:val="19"/>
-        </w:rPr>
-        <w:t>Deployed Telegram bot interface enabling analysts to submit URLs for live IOC enrichment &amp; receive structured threat reports in-chat.</w:t>
-      </w:r>
-      <w:proofErr w:type="spellStart"/>
-      <w:r>
-        <w:rPr>
-          <w:rFonts w:ascii="Source Sans Pro" w:eastAsia="Source Sans Pro" w:hAnsi="Source Sans Pro" w:cs="Source Sans Pro"/>
-          <w:color w:val="000000"/>
-          <w:sz w:val="19"/>
-          <w:szCs w:val="19"/>
-        </w:rPr>
-      </w:r>
-      <w:proofErr w:type="spellEnd"/>
-      <w:r>
-        <w:rPr>
-          <w:rFonts w:ascii="Source Sans Pro" w:eastAsia="Source Sans Pro" w:hAnsi="Source Sans Pro" w:cs="Source Sans Pro"/>
-          <w:color w:val="000000"/>
-          <w:sz w:val="19"/>
-          <w:szCs w:val="19"/>
-        </w:rPr>
-      </w:r>
-      <w:proofErr w:type="spellStart"/>
-      <w:r>
-        <w:rPr>
-          <w:rFonts w:ascii="Source Sans Pro" w:eastAsia="Source Sans Pro" w:hAnsi="Source Sans Pro" w:cs="Source Sans Pro"/>
-          <w:color w:val="000000"/>
-          <w:sz w:val="19"/>
-          <w:szCs w:val="19"/>
-        </w:rPr>
-      </w:r>
-      <w:proofErr w:type="spellEnd"/>
-      <w:r>
-        <w:rPr>
-          <w:rFonts w:ascii="Source Sans Pro" w:eastAsia="Source Sans Pro" w:hAnsi="Source Sans Pro" w:cs="Source Sans Pro"/>
-          <w:color w:val="000000"/>
-          <w:sz w:val="19"/>
-          <w:szCs w:val="19"/>
-        </w:rPr>
-      </w:r>
-    </w:p>
-    <w:p>
-      <w:pPr>
-        <w:spacing w:before="30"/>
-      </w:pPr>
-    </w:p>
-    <w:p>
-      <w:pPr>
-        <w:tabs>
-          <w:tab w:val="right" w:pos="10800"/>
-        </w:tabs>
-        <w:spacing w:before="30"/>
-      </w:pPr>
-      <w:hyperlink r:id="rId14">
-        <w:r>
-          <w:rPr>
-            <w:rFonts w:ascii="Source Sans Pro" w:eastAsia="Source Sans Pro" w:hAnsi="Source Sans Pro" w:cs="Source Sans Pro"/>
-            <w:b/>
-            <w:sz w:val="19"/>
-            <w:szCs w:val="19"/>
-            <w:color w:val="000000"/>
-            <w:u w:val="single"/>
-          </w:rPr>
-          <w:t>Vulnerability Scanner &amp; Patch Prioritization Engine</w:t>
-        </w:r>
-      </w:hyperlink>
-      <w:r>
-        <w:rPr>
-          <w:rFonts w:ascii="Source Sans Pro" w:eastAsia="Source Sans Pro" w:hAnsi="Source Sans Pro" w:cs="Source Sans Pro"/>
-          <w:sz w:val="19"/>
-          <w:szCs w:val="19"/>
-        </w:rPr>
-        <w:t xml:space="preserve">  |  	</w:t>
-      </w:r>
-      <w:r>
-        <w:rPr>
-          <w:rFonts w:ascii="Source Sans Pro" w:eastAsia="Source Sans Pro" w:hAnsi="Source Sans Pro" w:cs="Source Sans Pro"/>
-          <w:i/>
-          <w:sz w:val="19"/>
-          <w:szCs w:val="19"/>
-        </w:rPr>
-        <w:t>Python, Bash, Nessus, OpenVAS, NVD API</w:t>
+        <w:spacing w:before="13" w:after="33"/>
+      </w:pPr>
+      <w:r>
+        <w:rPr>
+          <w:rFonts w:ascii="Source Sans Pro" w:eastAsia="Source Sans Pro" w:hAnsi="Source Sans Pro" w:cs="Source Sans Pro"/>
+          <w:color w:val="000000"/>
+          <w:sz w:val="19"/>
+          <w:szCs w:val="19"/>
+        </w:rPr>
+        <w:t>Developed typosquatting detector generating domain variants and checking live DNS resolution to catch brand-impersonation attacks.</w:t>
       </w:r>
     </w:p>
     <w:p>
@@ -689,16 +615,67 @@
           <w:ilvl w:val="0"/>
           <w:numId w:val="2"/>
         </w:numPr>
-        <w:spacing w:before="13" w:after="13"/>
-      </w:pPr>
-      <w:r>
-        <w:rPr>
-          <w:rFonts w:ascii="Source Sans Pro" w:eastAsia="Source Sans Pro" w:hAnsi="Source Sans Pro" w:cs="Source Sans Pro"/>
-          <w:color w:val="000000"/>
-          <w:sz w:val="19"/>
-          <w:szCs w:val="19"/>
-        </w:rPr>
-        <w:t>Built automated vulnerability assessment pipeline integrating Nessus &amp; OpenVAS REST APIs in Python; generates CVE reports with remediation guidance.</w:t>
+        <w:spacing w:before="13" w:after="33"/>
+      </w:pPr>
+      <w:r>
+        <w:rPr>
+          <w:rFonts w:ascii="Source Sans Pro" w:eastAsia="Source Sans Pro" w:hAnsi="Source Sans Pro" w:cs="Source Sans Pro"/>
+          <w:color w:val="000000"/>
+          <w:sz w:val="19"/>
+          <w:szCs w:val="19"/>
+        </w:rPr>
+        <w:t>Deployed Telegram bot interface for live IOC enrichment, supporting bulk CSV input/output and OSINT enrichment via theHarvester for domain profiling.</w:t>
+      </w:r>
+    </w:p>
+    <w:p>
+      <w:pPr>
+        <w:spacing w:before="20" w:after="20"/>
+      </w:pPr>
+    </w:p>
+    <w:p>
+      <w:pPr>
+        <w:tabs>
+          <w:tab w:val="right" w:pos="10800"/>
+        </w:tabs>
+        <w:spacing w:before="30" w:after="0"/>
+      </w:pPr>
+      <w:hyperlink r:id="rId9">
+        <w:r>
+          <w:rPr>
+            <w:rFonts w:ascii="Source Sans Pro" w:eastAsia="Source Sans Pro" w:hAnsi="Source Sans Pro" w:cs="Source Sans Pro"/>
+            <w:b/>
+            <w:color w:val="000000"/>
+            <w:sz w:val="19"/>
+            <w:szCs w:val="19"/>
+            <w:u w:val="single"/>
+          </w:rPr>
+          <w:t>Vulnerability Scanner and Patch Prioritization Engine</w:t>
+        </w:r>
+      </w:hyperlink>
+      <w:r>
+        <w:rPr>
+          <w:rFonts w:ascii="Source Sans Pro" w:eastAsia="Source Sans Pro" w:hAnsi="Source Sans Pro" w:cs="Source Sans Pro"/>
+          <w:sz w:val="19"/>
+          <w:szCs w:val="19"/>
+        </w:rPr>
+        <w:t xml:space="preserve">  |  </w:t>
+      </w:r>
+      <w:r>
+        <w:rPr>
+          <w:rFonts w:ascii="Source Sans Pro" w:eastAsia="Source Sans Pro" w:hAnsi="Source Sans Pro" w:cs="Source Sans Pro"/>
+          <w:sz w:val="19"/>
+          <w:szCs w:val="19"/>
+        </w:rPr>
+        <w:tab/>
+      </w:r>
+      <w:r>
+        <w:rPr>
+          <w:rFonts w:ascii="Source Sans Pro" w:eastAsia="Source Sans Pro" w:hAnsi="Source Sans Pro" w:cs="Source Sans Pro"/>
+          <w:i/>
+          <w:sz w:val="19"/>
+          <w:szCs w:val="19"/>
+        </w:rPr>
+        <w:t>Python, Bash, Nessus, OpenVAS, NVD API</w:t>
       </w:r>
     </w:p>
     <w:p>
@@ -708,16 +685,16 @@
           <w:ilvl w:val="0"/>
           <w:numId w:val="2"/>
         </w:numPr>
-        <w:spacing w:before="13" w:after="13"/>
-      </w:pPr>
-      <w:r>
-        <w:rPr>
-          <w:rFonts w:ascii="Source Sans Pro" w:eastAsia="Source Sans Pro" w:hAnsi="Source Sans Pro" w:cs="Source Sans Pro"/>
-          <w:color w:val="000000"/>
-          <w:sz w:val="19"/>
-          <w:szCs w:val="19"/>
-        </w:rPr>
-        <w:t>Developed OWASP Top 10 automated web checker detecting injection, broken auth, &amp; SSRF vulnerabilities; documented query-level SQL injection exploit.</w:t>
+        <w:spacing w:before="13" w:after="33"/>
+      </w:pPr>
+      <w:r>
+        <w:rPr>
+          <w:rFonts w:ascii="Source Sans Pro" w:eastAsia="Source Sans Pro" w:hAnsi="Source Sans Pro" w:cs="Source Sans Pro"/>
+          <w:color w:val="000000"/>
+          <w:sz w:val="19"/>
+          <w:szCs w:val="19"/>
+        </w:rPr>
+        <w:t>Developed automated vulnerability assessment pipeline integrating Nessus and OpenVAS REST APIs in Python, generating CVE reports with CVSS severity classification and EPSS scoring from FIRST.org API.</w:t>
       </w:r>
     </w:p>
     <w:p>
@@ -727,196 +704,16 @@
           <w:ilvl w:val="0"/>
           <w:numId w:val="2"/>
         </w:numPr>
-        <w:spacing w:before="13" w:after="13"/>
-      </w:pPr>
-      <w:r>
-        <w:rPr>
-          <w:rFonts w:ascii="Source Sans Pro" w:eastAsia="Source Sans Pro" w:hAnsi="Source Sans Pro" w:cs="Source Sans Pro"/>
-          <w:color w:val="000000"/>
-          <w:sz w:val="19"/>
-          <w:szCs w:val="19"/>
-        </w:rPr>
-        <w:t>Automated scan scheduling via Bash &amp; cron; built delta-scan logic comparing consecutive runs to flag newly discovered CVEs &amp; calculate remediation SLA deadlines.</w:t>
-      </w:r>
-    </w:p>
-    <w:p>
-      <w:pPr>
-        <w:pBdr>
-          <w:bottom w:val="single" w:sz="6" w:space="1" w:color="000000"/>
-        </w:pBdr>
-        <w:spacing w:before="155" w:after="52"/>
-        <w:rPr>
-          <w:rFonts w:ascii="Source Sans Pro" w:eastAsia="Source Sans Pro" w:hAnsi="Source Sans Pro" w:cs="Source Sans Pro"/>
-          <w:b/>
-          <w:bCs/>
-          <w:color w:val="000000"/>
-          <w:sz w:val="22"/>
-          <w:szCs w:val="22"/>
-        </w:rPr>
-      </w:pPr>
-    </w:p>
-    <w:p>
-      <w:pPr>
-        <w:pBdr>
-          <w:bottom w:val="single" w:sz="6" w:space="1" w:color="000000"/>
-        </w:pBdr>
-        <w:spacing w:before="155" w:after="52"/>
-      </w:pPr>
-      <w:r>
-        <w:rPr>
-          <w:rFonts w:ascii="Source Sans Pro" w:eastAsia="Source Sans Pro" w:hAnsi="Source Sans Pro" w:cs="Source Sans Pro"/>
-          <w:b/>
-          <w:bCs/>
-          <w:color w:val="000000"/>
-          <w:sz w:val="22"/>
-          <w:szCs w:val="22"/>
-        </w:rPr>
-        <w:t>Technical Skills</w:t>
-      </w:r>
-    </w:p>
-    <w:p>
-      <w:pPr>
-        <w:spacing w:before="24" w:after="24"/>
-      </w:pPr>
-      <w:r>
-        <w:rPr>
-          <w:rFonts w:ascii="Source Sans Pro" w:eastAsia="Source Sans Pro" w:hAnsi="Source Sans Pro" w:cs="Source Sans Pro"/>
-          <w:b/>
-          <w:sz w:val="19"/>
-          <w:szCs w:val="19"/>
-        </w:rPr>
-        <w:t xml:space="preserve">SOC Operations: </w:t>
-      </w:r>
-      <w:r>
-        <w:rPr>
-          <w:rFonts w:ascii="Source Sans Pro" w:eastAsia="Source Sans Pro" w:hAnsi="Source Sans Pro" w:cs="Source Sans Pro"/>
-          <w:sz w:val="19"/>
-          <w:szCs w:val="19"/>
-        </w:rPr>
-        <w:t>Alert triage, incident investigation, log analysis, threat detection, escalation, false positive analysis, compliance monitoring</w:t>
-      </w:r>
-    </w:p>
-    <w:p>
-      <w:pPr>
-        <w:spacing w:before="24" w:after="24"/>
-      </w:pPr>
-      <w:r>
-        <w:rPr>
-          <w:rFonts w:ascii="Source Sans Pro" w:eastAsia="Source Sans Pro" w:hAnsi="Source Sans Pro" w:cs="Source Sans Pro"/>
-          <w:b/>
-          <w:sz w:val="19"/>
-          <w:szCs w:val="19"/>
-        </w:rPr>
-        <w:t xml:space="preserve">SIEM &amp; Monitoring: </w:t>
-      </w:r>
-      <w:r>
-        <w:rPr>
-          <w:rFonts w:ascii="Source Sans Pro" w:eastAsia="Source Sans Pro" w:hAnsi="Source Sans Pro" w:cs="Source Sans Pro"/>
-          <w:sz w:val="19"/>
-          <w:szCs w:val="19"/>
-        </w:rPr>
-        <w:t>Splunk (SPL), Elastic SIEM (basic), Windows Event Logs, Sysmon, Wireshark</w:t>
-      </w:r>
-    </w:p>
-    <w:p>
-      <w:pPr>
-        <w:spacing w:before="24" w:after="24"/>
-      </w:pPr>
-      <w:r>
-        <w:rPr>
-          <w:rFonts w:ascii="Source Sans Pro" w:eastAsia="Source Sans Pro" w:hAnsi="Source Sans Pro" w:cs="Source Sans Pro"/>
-          <w:b/>
-          <w:sz w:val="19"/>
-          <w:szCs w:val="19"/>
-        </w:rPr>
-        <w:t xml:space="preserve">Threat Intelligence: </w:t>
-      </w:r>
-      <w:r>
-        <w:rPr>
-          <w:rFonts w:ascii="Source Sans Pro" w:eastAsia="Source Sans Pro" w:hAnsi="Source Sans Pro" w:cs="Source Sans Pro"/>
-          <w:sz w:val="19"/>
-          <w:szCs w:val="19"/>
-        </w:rPr>
-        <w:t>MITRE ATT&amp;CK, IOC analysis, VirusTotal, OSINT enrichment, Cyber Kill Chain, threat landscape reporting</w:t>
-      </w:r>
-    </w:p>
-    <w:p>
-      <w:pPr>
-        <w:spacing w:before="24" w:after="24"/>
-      </w:pPr>
-      <w:r>
-        <w:rPr>
-          <w:rFonts w:ascii="Source Sans Pro" w:eastAsia="Source Sans Pro" w:hAnsi="Source Sans Pro" w:cs="Source Sans Pro"/>
-          <w:b/>
-          <w:sz w:val="19"/>
-          <w:szCs w:val="19"/>
-        </w:rPr>
-        <w:t xml:space="preserve">Systems &amp; Networking: </w:t>
-      </w:r>
-      <w:r>
-        <w:rPr>
-          <w:rFonts w:ascii="Source Sans Pro" w:eastAsia="Source Sans Pro" w:hAnsi="Source Sans Pro" w:cs="Source Sans Pro"/>
-          <w:sz w:val="19"/>
-          <w:szCs w:val="19"/>
-        </w:rPr>
-        <w:t>Windows internals, Linux fundamentals, TCP/IP, DNS, HTTP/S, firewall and IDS/IPS concepts</w:t>
-      </w:r>
-    </w:p>
-    <w:p>
-      <w:pPr>
-        <w:spacing w:before="24" w:after="24"/>
-      </w:pPr>
-      <w:r>
-        <w:rPr>
-          <w:rFonts w:ascii="Source Sans Pro" w:eastAsia="Source Sans Pro" w:hAnsi="Source Sans Pro" w:cs="Source Sans Pro"/>
-          <w:b/>
-          <w:sz w:val="19"/>
-          <w:szCs w:val="19"/>
-        </w:rPr>
-        <w:t xml:space="preserve">Automation: </w:t>
-      </w:r>
-      <w:r>
-        <w:rPr>
-          <w:rFonts w:ascii="Source Sans Pro" w:eastAsia="Source Sans Pro" w:hAnsi="Source Sans Pro" w:cs="Source Sans Pro"/>
-          <w:sz w:val="19"/>
-          <w:szCs w:val="19"/>
-        </w:rPr>
-        <w:t>Python, Bash (basic), regular expressions</w:t>
-      </w:r>
-    </w:p>
-    <w:p>
-      <w:pPr>
-        <w:pBdr>
-          <w:bottom w:val="single" w:sz="6" w:space="1" w:color="000000"/>
-        </w:pBdr>
-        <w:spacing w:before="155" w:after="52"/>
-        <w:rPr>
-          <w:rFonts w:ascii="Source Sans Pro" w:eastAsia="Source Sans Pro" w:hAnsi="Source Sans Pro" w:cs="Source Sans Pro"/>
-          <w:b/>
-          <w:bCs/>
-          <w:color w:val="000000"/>
-          <w:sz w:val="22"/>
-          <w:szCs w:val="22"/>
-        </w:rPr>
-      </w:pPr>
-    </w:p>
-    <w:p>
-      <w:pPr>
-        <w:pBdr>
-          <w:bottom w:val="single" w:sz="6" w:space="1" w:color="000000"/>
-        </w:pBdr>
-        <w:spacing w:before="155" w:after="52"/>
-      </w:pPr>
-      <w:r>
-        <w:rPr>
-          <w:rFonts w:ascii="Source Sans Pro" w:eastAsia="Source Sans Pro" w:hAnsi="Source Sans Pro" w:cs="Source Sans Pro"/>
-          <w:b/>
-          <w:bCs/>
-          <w:color w:val="000000"/>
-          <w:sz w:val="22"/>
-          <w:szCs w:val="22"/>
-        </w:rPr>
-        <w:t>Certifications</w:t>
+        <w:spacing w:before="13" w:after="33"/>
+      </w:pPr>
+      <w:r>
+        <w:rPr>
+          <w:rFonts w:ascii="Source Sans Pro" w:eastAsia="Source Sans Pro" w:hAnsi="Source Sans Pro" w:cs="Source Sans Pro"/>
+          <w:color w:val="000000"/>
+          <w:sz w:val="19"/>
+          <w:szCs w:val="19"/>
+        </w:rPr>
+        <w:t>Developed OWASP Top 10 automated web checker to detect web vulnerabilities (injection, auth, SSRF) and documented SQL injection remediation.</w:t>
       </w:r>
     </w:p>
     <w:p>
@@ -926,16 +723,187 @@
           <w:ilvl w:val="0"/>
           <w:numId w:val="2"/>
         </w:numPr>
-        <w:spacing w:before="13" w:after="13"/>
-      </w:pPr>
-      <w:r>
-        <w:rPr>
-          <w:rFonts w:ascii="Source Sans Pro" w:eastAsia="Source Sans Pro" w:hAnsi="Source Sans Pro" w:cs="Source Sans Pro"/>
-          <w:color w:val="000000"/>
-          <w:sz w:val="19"/>
-          <w:szCs w:val="19"/>
-        </w:rPr>
-        <w:t>CompTIA Security+ SY0-701  —  in progress, exam target Q3 2026</w:t>
+        <w:spacing w:before="13" w:after="33"/>
+      </w:pPr>
+      <w:r>
+        <w:rPr>
+          <w:rFonts w:ascii="Source Sans Pro" w:eastAsia="Source Sans Pro" w:hAnsi="Source Sans Pro" w:cs="Source Sans Pro"/>
+          <w:color w:val="000000"/>
+          <w:sz w:val="19"/>
+          <w:szCs w:val="19"/>
+        </w:rPr>
+        <w:t>Automated scan scheduling via Bash and cron; built delta-scan logic for CVE flagging and remediation SLA deadlines (Critical=24hrs, High=7 days, Medium=30 days).</w:t>
+      </w:r>
+    </w:p>
+    <w:p>
+      <w:pPr>
+        <w:pStyle w:val="ListParagraph"/>
+        <w:spacing w:before="20" w:after="20"/>
+        <w:ind w:left="450"/>
+      </w:pPr>
+    </w:p>
+    <w:p>
+      <w:pPr>
+        <w:pBdr>
+          <w:bottom w:val="single" w:sz="6" w:space="1" w:color="000000"/>
+        </w:pBdr>
+        <w:spacing w:before="116" w:after="0"/>
+      </w:pPr>
+      <w:r>
+        <w:rPr>
+          <w:rFonts w:ascii="Source Sans Pro" w:eastAsia="Source Sans Pro" w:hAnsi="Source Sans Pro" w:cs="Source Sans Pro"/>
+          <w:b/>
+          <w:bCs/>
+          <w:color w:val="000000"/>
+          <w:sz w:val="22"/>
+          <w:szCs w:val="22"/>
+        </w:rPr>
+        <w:t>Technical Skills</w:t>
+      </w:r>
+    </w:p>
+    <w:p>
+      <w:pPr>
+        <w:spacing w:before="48" w:after="48"/>
+      </w:pPr>
+      <w:r>
+        <w:rPr>
+          <w:rFonts w:ascii="Source Sans Pro" w:eastAsia="Source Sans Pro" w:hAnsi="Source Sans Pro" w:cs="Source Sans Pro"/>
+          <w:b/>
+          <w:sz w:val="19"/>
+          <w:szCs w:val="19"/>
+        </w:rPr>
+        <w:t xml:space="preserve">GRC &amp; Compliance: </w:t>
+      </w:r>
+      <w:r>
+        <w:rPr>
+          <w:rFonts w:ascii="Source Sans Pro" w:eastAsia="Source Sans Pro" w:hAnsi="Source Sans Pro" w:cs="Source Sans Pro"/>
+          <w:sz w:val="19"/>
+          <w:szCs w:val="19"/>
+        </w:rPr>
+        <w:t>NIST CSF, ISO 27001, PCI-DSS, GDPR/PDPB, SOX/ITGC, compliance monitoring</w:t>
+      </w:r>
+    </w:p>
+    <w:p>
+      <w:pPr>
+        <w:spacing w:before="48" w:after="48"/>
+      </w:pPr>
+      <w:r>
+        <w:rPr>
+          <w:rFonts w:ascii="Source Sans Pro" w:eastAsia="Source Sans Pro" w:hAnsi="Source Sans Pro" w:cs="Source Sans Pro"/>
+          <w:b/>
+          <w:sz w:val="19"/>
+          <w:szCs w:val="19"/>
+        </w:rPr>
+        <w:t xml:space="preserve">Risk &amp; Audit: </w:t>
+      </w:r>
+      <w:r>
+        <w:rPr>
+          <w:rFonts w:ascii="Source Sans Pro" w:eastAsia="Source Sans Pro" w:hAnsi="Source Sans Pro" w:cs="Source Sans Pro"/>
+          <w:sz w:val="19"/>
+          <w:szCs w:val="19"/>
+        </w:rPr>
+        <w:t>Risk assessment, control testing, audit documentation, vendor risk, RCSA basics</w:t>
+      </w:r>
+    </w:p>
+    <w:p>
+      <w:pPr>
+        <w:spacing w:before="48" w:after="48"/>
+      </w:pPr>
+      <w:r>
+        <w:rPr>
+          <w:rFonts w:ascii="Source Sans Pro" w:eastAsia="Source Sans Pro" w:hAnsi="Source Sans Pro" w:cs="Source Sans Pro"/>
+          <w:b/>
+          <w:sz w:val="19"/>
+          <w:szCs w:val="19"/>
+        </w:rPr>
+        <w:t xml:space="preserve">Fraud &amp; AML: </w:t>
+      </w:r>
+      <w:r>
+        <w:rPr>
+          <w:rFonts w:ascii="Source Sans Pro" w:eastAsia="Source Sans Pro" w:hAnsi="Source Sans Pro" w:cs="Source Sans Pro"/>
+          <w:sz w:val="19"/>
+          <w:szCs w:val="19"/>
+        </w:rPr>
+        <w:t>Transaction monitoring, AML typologies, KYC/CDD, sanctions screening</w:t>
+      </w:r>
+    </w:p>
+    <w:p>
+      <w:pPr>
+        <w:spacing w:before="48" w:after="48"/>
+      </w:pPr>
+      <w:r>
+        <w:rPr>
+          <w:rFonts w:ascii="Source Sans Pro" w:eastAsia="Source Sans Pro" w:hAnsi="Source Sans Pro" w:cs="Source Sans Pro"/>
+          <w:b/>
+          <w:sz w:val="19"/>
+          <w:szCs w:val="19"/>
+        </w:rPr>
+        <w:t xml:space="preserve">Systems &amp; Tools: </w:t>
+      </w:r>
+      <w:r>
+        <w:rPr>
+          <w:rFonts w:ascii="Source Sans Pro" w:eastAsia="Source Sans Pro" w:hAnsi="Source Sans Pro" w:cs="Source Sans Pro"/>
+          <w:sz w:val="19"/>
+          <w:szCs w:val="19"/>
+        </w:rPr>
+        <w:t>Windows internals, Linux fundamentals, Python, Excel, SQL (basic), TCP/IP basics</w:t>
+      </w:r>
+    </w:p>
+    <w:p>
+      <w:pPr>
+        <w:spacing w:before="48" w:after="48"/>
+      </w:pPr>
+      <w:r>
+        <w:rPr>
+          <w:rFonts w:ascii="Source Sans Pro" w:eastAsia="Source Sans Pro" w:hAnsi="Source Sans Pro" w:cs="Source Sans Pro"/>
+          <w:b/>
+          <w:sz w:val="19"/>
+          <w:szCs w:val="19"/>
+        </w:rPr>
+        <w:t xml:space="preserve">Frameworks: </w:t>
+      </w:r>
+      <w:r>
+        <w:rPr>
+          <w:rFonts w:ascii="Source Sans Pro" w:eastAsia="Source Sans Pro" w:hAnsi="Source Sans Pro" w:cs="Source Sans Pro"/>
+          <w:sz w:val="19"/>
+          <w:szCs w:val="19"/>
+        </w:rPr>
+        <w:t>MITRE ATT&amp;CK, OWASP Top 10, Incident Response (PICERL), audit trail documentation, manage</w:t>
+      </w:r>
+    </w:p>
+    <w:p>
+      <w:pPr>
+        <w:pBdr>
+          <w:bottom w:val="single" w:sz="6" w:space="1" w:color="000000"/>
+        </w:pBdr>
+        <w:spacing w:before="20" w:after="20"/>
+        <w:rPr>
+          <w:rFonts w:ascii="Source Sans Pro" w:eastAsia="Source Sans Pro" w:hAnsi="Source Sans Pro" w:cs="Source Sans Pro"/>
+          <w:b/>
+          <w:bCs/>
+          <w:color w:val="000000"/>
+          <w:sz w:val="22"/>
+          <w:szCs w:val="22"/>
+        </w:rPr>
+      </w:pPr>
+    </w:p>
+    <w:p>
+      <w:pPr>
+        <w:pBdr>
+          <w:bottom w:val="single" w:sz="6" w:space="1" w:color="000000"/>
+        </w:pBdr>
+        <w:spacing w:before="116" w:after="0"/>
+      </w:pPr>
+      <w:r>
+        <w:rPr>
+          <w:rFonts w:ascii="Source Sans Pro" w:eastAsia="Source Sans Pro" w:hAnsi="Source Sans Pro" w:cs="Source Sans Pro"/>
+          <w:b/>
+          <w:bCs/>
+          <w:color w:val="000000"/>
+          <w:sz w:val="22"/>
+          <w:szCs w:val="22"/>
+        </w:rPr>
+        <w:t>Certifications</w:t>
       </w:r>
     </w:p>
     <w:p>
@@ -945,7 +913,26 @@
           <w:ilvl w:val="0"/>
           <w:numId w:val="2"/>
         </w:numPr>
-        <w:spacing w:before="13" w:after="13"/>
+        <w:spacing w:before="13" w:after="33"/>
+      </w:pPr>
+      <w:r>
+        <w:rPr>
+          <w:rFonts w:ascii="Source Sans Pro" w:eastAsia="Source Sans Pro" w:hAnsi="Source Sans Pro" w:cs="Source Sans Pro"/>
+          <w:color w:val="000000"/>
+          <w:sz w:val="19"/>
+          <w:szCs w:val="19"/>
+        </w:rPr>
+        <w:t>CompTIA Security+ SY0-701  —  in progress, exam target Q3 2026</w:t>
+      </w:r>
+    </w:p>
+    <w:p>
+      <w:pPr>
+        <w:pStyle w:val="ListParagraph"/>
+        <w:numPr>
+          <w:ilvl w:val="0"/>
+          <w:numId w:val="2"/>
+        </w:numPr>
+        <w:spacing w:before="13" w:after="33"/>
       </w:pPr>
       <w:r>
         <w:rPr>
